--- a/docs/masar_master_project_report.docx
+++ b/docs/masar_master_project_report.docx
@@ -263,8 +263,8 @@
           <w:lang w:val="en-GB"/>
         </w:rPr>
       </w:pPr>
-      <w:bookmarkStart w:id="1" w:name="_Toc400459735"/>
-      <w:bookmarkStart w:id="2" w:name="_Toc243421679"/>
+      <w:bookmarkStart w:id="1" w:name="_Toc243421679"/>
+      <w:bookmarkStart w:id="2" w:name="_Toc400459735"/>
       <w:r>
         <w:rPr>
           <w:lang w:val="en-GB"/>
@@ -272,7 +272,7 @@
         <w:lastRenderedPageBreak/>
         <w:t>Examination Committee</w:t>
       </w:r>
-      <w:bookmarkEnd w:id="2"/>
+      <w:bookmarkEnd w:id="1"/>
     </w:p>
     <w:p>
       <w:pPr>
@@ -782,7 +782,7 @@
         <w:lastRenderedPageBreak/>
         <w:t>Abstract</w:t>
       </w:r>
-      <w:bookmarkEnd w:id="1"/>
+      <w:bookmarkEnd w:id="2"/>
       <w:bookmarkEnd w:id="3"/>
     </w:p>
     <w:p>
@@ -2490,8 +2490,8 @@
           <w:lang w:val="en-GB"/>
         </w:rPr>
       </w:pPr>
-      <w:bookmarkStart w:id="7" w:name="_Toc400459737"/>
-      <w:bookmarkStart w:id="8" w:name="_Toc243421683"/>
+      <w:bookmarkStart w:id="7" w:name="_Toc243421683"/>
+      <w:bookmarkStart w:id="8" w:name="_Toc400459737"/>
       <w:r>
         <w:rPr>
           <w:lang w:val="en-GB"/>
@@ -2499,7 +2499,7 @@
         <w:lastRenderedPageBreak/>
         <w:t>List of Abbreviations</w:t>
       </w:r>
-      <w:bookmarkEnd w:id="8"/>
+      <w:bookmarkEnd w:id="7"/>
     </w:p>
     <w:p>
       <w:pPr>
@@ -2707,7 +2707,7 @@
         <w:lastRenderedPageBreak/>
         <w:t>List of Figures</w:t>
       </w:r>
-      <w:bookmarkEnd w:id="7"/>
+      <w:bookmarkEnd w:id="8"/>
       <w:bookmarkEnd w:id="9"/>
     </w:p>
     <w:p>
@@ -3284,7 +3284,40 @@
         <w:fldChar w:fldCharType="separate"/>
       </w:r>
       <w:r>
-        <w:t>[1], [2]</w:t>
+        <w:rPr>
+          <w:color w:val="0000FF"/>
+        </w:rPr>
+        <w:t>[</w:t>
+      </w:r>
+      <w:hyperlink w:anchor="Cite_id6_National_FNoYear_NoAuthor" w:tooltip="National Framework for Risk, Emergency and Business Continuity Management: Business Continuity Management Section" w:history="1">
+        <w:r>
+          <w:rPr>
+            <w:rStyle w:val="Hyperlink"/>
+            <w:u w:val="none"/>
+          </w:rPr>
+          <w:t>1</w:t>
+        </w:r>
+      </w:hyperlink>
+      <w:r>
+        <w:rPr>
+          <w:color w:val="0000FF"/>
+        </w:rPr>
+        <w:t>], [</w:t>
+      </w:r>
+      <w:hyperlink w:anchor="Cite_id8_Guideline__2025_NoAuthor" w:tooltip="Guideline for Risk Management and Business Continuity for Digital Government: Business Continuity Management System" w:history="1">
+        <w:r>
+          <w:rPr>
+            <w:rStyle w:val="Hyperlink"/>
+            <w:u w:val="none"/>
+          </w:rPr>
+          <w:t>2</w:t>
+        </w:r>
+      </w:hyperlink>
+      <w:r>
+        <w:rPr>
+          <w:color w:val="0000FF"/>
+        </w:rPr>
+        <w:t>]</w:t>
       </w:r>
       <w:r>
         <w:fldChar w:fldCharType="end"/>
@@ -3313,7 +3346,67 @@
         <w:fldChar w:fldCharType="separate"/>
       </w:r>
       <w:r>
-        <w:t>[1], [2]</w:t>
+        <w:rPr>
+          <w:color w:val="0000FF"/>
+        </w:rPr>
+        <w:t>[</w:t>
+      </w:r>
+      <w:r>
+        <w:rPr>
+          <w:color w:val="0000FF"/>
+        </w:rPr>
+        <w:fldChar w:fldCharType="begin"/>
+      </w:r>
+      <w:r>
+        <w:rPr>
+          <w:color w:val="0000FF"/>
+        </w:rPr>
+        <w:instrText xml:space="preserve"> HYPERLINK  \l "Cite_id6_National_FNoYear_NoAuthor" \o "National Framework for Risk, Emergency and Business Continuity Management: Business Continuity Management Section" </w:instrText>
+      </w:r>
+      <w:r>
+        <w:rPr>
+          <w:color w:val="0000FF"/>
+        </w:rPr>
+      </w:r>
+      <w:r>
+        <w:rPr>
+          <w:color w:val="0000FF"/>
+        </w:rPr>
+        <w:fldChar w:fldCharType="separate"/>
+      </w:r>
+      <w:r>
+        <w:rPr>
+          <w:rStyle w:val="Hyperlink"/>
+          <w:u w:val="none"/>
+        </w:rPr>
+        <w:t>1</w:t>
+      </w:r>
+      <w:r>
+        <w:rPr>
+          <w:color w:val="0000FF"/>
+        </w:rPr>
+        <w:fldChar w:fldCharType="end"/>
+      </w:r>
+      <w:r>
+        <w:rPr>
+          <w:color w:val="0000FF"/>
+        </w:rPr>
+        <w:t>], [</w:t>
+      </w:r>
+      <w:hyperlink w:anchor="Cite_id8_Guideline__2025_NoAuthor" w:tooltip="Guideline for Risk Management and Business Continuity for Digital Government: Business Continuity Management System" w:history="1">
+        <w:r>
+          <w:rPr>
+            <w:rStyle w:val="Hyperlink"/>
+            <w:u w:val="none"/>
+          </w:rPr>
+          <w:t>2</w:t>
+        </w:r>
+      </w:hyperlink>
+      <w:r>
+        <w:rPr>
+          <w:color w:val="0000FF"/>
+        </w:rPr>
+        <w:t>]</w:t>
       </w:r>
       <w:r>
         <w:fldChar w:fldCharType="end"/>
@@ -3348,9 +3441,15 @@
       <w:r>
         <w:fldChar w:fldCharType="separate"/>
       </w:r>
-      <w:r>
-        <w:t>[1]</w:t>
-      </w:r>
+      <w:hyperlink w:anchor="Cite_id6_National_FNoYear_NoAuthor" w:tooltip="National Framework for Risk, Emergency and Business Continuity Management: Business Continuity Management Section" w:history="1">
+        <w:r>
+          <w:rPr>
+            <w:rStyle w:val="Hyperlink"/>
+            <w:u w:val="none"/>
+          </w:rPr>
+          <w:t>[1]</w:t>
+        </w:r>
+      </w:hyperlink>
       <w:r>
         <w:fldChar w:fldCharType="end"/>
       </w:r>
@@ -3419,7 +3518,40 @@
         <w:fldChar w:fldCharType="separate"/>
       </w:r>
       <w:r>
-        <w:t>[1], [2]</w:t>
+        <w:rPr>
+          <w:color w:val="0000FF"/>
+        </w:rPr>
+        <w:t>[</w:t>
+      </w:r>
+      <w:hyperlink w:anchor="Cite_id6_National_FNoYear_NoAuthor" w:tooltip="National Framework for Risk, Emergency and Business Continuity Management: Business Continuity Management Section" w:history="1">
+        <w:r>
+          <w:rPr>
+            <w:rStyle w:val="Hyperlink"/>
+            <w:u w:val="none"/>
+          </w:rPr>
+          <w:t>1</w:t>
+        </w:r>
+      </w:hyperlink>
+      <w:r>
+        <w:rPr>
+          <w:color w:val="0000FF"/>
+        </w:rPr>
+        <w:t>], [</w:t>
+      </w:r>
+      <w:hyperlink w:anchor="Cite_id8_Guideline__2025_NoAuthor" w:tooltip="Guideline for Risk Management and Business Continuity for Digital Government: Business Continuity Management System" w:history="1">
+        <w:r>
+          <w:rPr>
+            <w:rStyle w:val="Hyperlink"/>
+            <w:u w:val="none"/>
+          </w:rPr>
+          <w:t>2</w:t>
+        </w:r>
+      </w:hyperlink>
+      <w:r>
+        <w:rPr>
+          <w:color w:val="0000FF"/>
+        </w:rPr>
+        <w:t>]</w:t>
       </w:r>
       <w:r>
         <w:fldChar w:fldCharType="end"/>
@@ -3460,7 +3592,40 @@
         <w:fldChar w:fldCharType="separate"/>
       </w:r>
       <w:r>
-        <w:t>[3], [4]</w:t>
+        <w:rPr>
+          <w:color w:val="0000FF"/>
+        </w:rPr>
+        <w:t>[</w:t>
+      </w:r>
+      <w:hyperlink w:anchor="Cite_id2_Design_Sci_2004_Hevner" w:tooltip="Design Science in Information Systems Research" w:history="1">
+        <w:r>
+          <w:rPr>
+            <w:rStyle w:val="Hyperlink"/>
+            <w:u w:val="none"/>
+          </w:rPr>
+          <w:t>3</w:t>
+        </w:r>
+      </w:hyperlink>
+      <w:r>
+        <w:rPr>
+          <w:color w:val="0000FF"/>
+        </w:rPr>
+        <w:t>], [</w:t>
+      </w:r>
+      <w:hyperlink w:anchor="Cite_id3_A_Design_S_2007_Peffers" w:tooltip="A Design Science Research Methodology for Information Systems Research" w:history="1">
+        <w:r>
+          <w:rPr>
+            <w:rStyle w:val="Hyperlink"/>
+            <w:u w:val="none"/>
+          </w:rPr>
+          <w:t>4</w:t>
+        </w:r>
+      </w:hyperlink>
+      <w:r>
+        <w:rPr>
+          <w:color w:val="0000FF"/>
+        </w:rPr>
+        <w:t>]</w:t>
       </w:r>
       <w:r>
         <w:fldChar w:fldCharType="end"/>
@@ -3505,9 +3670,15 @@
       <w:r>
         <w:fldChar w:fldCharType="separate"/>
       </w:r>
-      <w:r>
-        <w:t>[1]</w:t>
-      </w:r>
+      <w:hyperlink w:anchor="Cite_id6_National_FNoYear_NoAuthor" w:tooltip="National Framework for Risk, Emergency and Business Continuity Management: Business Continuity Management Section" w:history="1">
+        <w:r>
+          <w:rPr>
+            <w:rStyle w:val="Hyperlink"/>
+            <w:u w:val="none"/>
+          </w:rPr>
+          <w:t>[1]</w:t>
+        </w:r>
+      </w:hyperlink>
       <w:r>
         <w:fldChar w:fldCharType="end"/>
       </w:r>
@@ -3526,9 +3697,15 @@
       <w:r>
         <w:fldChar w:fldCharType="separate"/>
       </w:r>
-      <w:r>
-        <w:t>[2]</w:t>
-      </w:r>
+      <w:hyperlink w:anchor="Cite_id8_Guideline__2025_NoAuthor" w:tooltip="Guideline for Risk Management and Business Continuity for Digital Government: Business Continuity Management System" w:history="1">
+        <w:r>
+          <w:rPr>
+            <w:rStyle w:val="Hyperlink"/>
+            <w:u w:val="none"/>
+          </w:rPr>
+          <w:t>[2]</w:t>
+        </w:r>
+      </w:hyperlink>
       <w:r>
         <w:fldChar w:fldCharType="end"/>
       </w:r>
@@ -3564,7 +3741,40 @@
         <w:fldChar w:fldCharType="separate"/>
       </w:r>
       <w:r>
-        <w:t>[5], [6]</w:t>
+        <w:rPr>
+          <w:color w:val="0000FF"/>
+        </w:rPr>
+        <w:t>[</w:t>
+      </w:r>
+      <w:hyperlink w:anchor="Cite_id5_A_New_Fram_2014_Torabi" w:tooltip="A New Framework for Business Impact Analysis in Business Continuity Management (with a Case Study)" w:history="1">
+        <w:r>
+          <w:rPr>
+            <w:rStyle w:val="Hyperlink"/>
+            <w:u w:val="none"/>
+          </w:rPr>
+          <w:t>5</w:t>
+        </w:r>
+      </w:hyperlink>
+      <w:r>
+        <w:rPr>
+          <w:color w:val="0000FF"/>
+        </w:rPr>
+        <w:t>], [</w:t>
+      </w:r>
+      <w:hyperlink w:anchor="Cite_id4_Integrated_2015_Sahebjamni" w:tooltip="Integrated Business Continuity and Disaster Recovery Planning: Towards Organizational Resilience" w:history="1">
+        <w:r>
+          <w:rPr>
+            <w:rStyle w:val="Hyperlink"/>
+            <w:u w:val="none"/>
+          </w:rPr>
+          <w:t>6</w:t>
+        </w:r>
+      </w:hyperlink>
+      <w:r>
+        <w:rPr>
+          <w:color w:val="0000FF"/>
+        </w:rPr>
+        <w:t>]</w:t>
       </w:r>
       <w:r>
         <w:fldChar w:fldCharType="end"/>
@@ -3927,13 +4137,7 @@
         <w:t xml:space="preserve"> </w:t>
       </w:r>
       <w:r>
-        <w:t>This chapter of the proposal should outline the design and methodology of your research. The basis for the choice of research method should be whether it will help you</w:t>
-      </w:r>
-      <w:r>
-        <w:t xml:space="preserve"> </w:t>
-      </w:r>
-      <w:r>
-        <w:t>answer your research question(s)</w:t>
+        <w:t>This chapter of the proposal should outline the design and methodology of your research. The basis for the choice of research method should be whether it will help you answer your research question(s)</w:t>
       </w:r>
       <w:r>
         <w:rPr>
@@ -4294,6 +4498,7 @@
       </w:r>
       <w:bookmarkEnd w:id="35"/>
     </w:p>
+    <w:bookmarkStart w:id="36" w:name="Cite_id6_National_FNoYear_NoAuthor"/>
     <w:p>
       <w:pPr>
         <w:pStyle w:val="Bibliography"/>
@@ -4323,7 +4528,23 @@
         <w:t xml:space="preserve"> </w:t>
       </w:r>
       <w:r>
-        <w:t>General Secretariat of the National Risk Council, “National Framework for Risk, Emergency and Business Continuity Management: Business Continuity Management Section.” [Online]. Available: https://riskbcm.com/gsnrc_standards/</w:t>
+        <w:t xml:space="preserve">General Secretariat of the National Risk Council, “National Framework for Risk, Emergency and Business </w:t>
+      </w:r>
+      <w:proofErr w:type="spellStart"/>
+      <w:r>
+        <w:t>Continu</w:t>
+      </w:r>
+      <w:proofErr w:type="spellEnd"/>
+      <w:hyperlink r:id="rId9" w:history="1">
+        <w:r>
+          <w:rPr>
+            <w:rStyle w:val="Hyperlink"/>
+          </w:rPr>
+          <w:t>ity Management: Business Continuity</w:t>
+        </w:r>
+      </w:hyperlink>
+      <w:r>
+        <w:t xml:space="preserve"> Management Section.” [Online]. Available: https://riskbcm.com/gsnrc_standards/</w:t>
       </w:r>
     </w:p>
     <w:p/>
@@ -4331,6 +4552,7 @@
       <w:pPr>
         <w:pStyle w:val="Bibliography"/>
       </w:pPr>
+      <w:bookmarkStart w:id="37" w:name="Cite_id8_Guideline__2025_NoAuthor"/>
       <w:r>
         <w:t>[2]</w:t>
       </w:r>
@@ -4338,14 +4560,24 @@
         <w:t xml:space="preserve"> </w:t>
       </w:r>
       <w:r>
-        <w:t>Digital Government Authority, “Guideline for Risk Management and Business Continuity for Digital Government: Business Continuity Management System,” Digital Government Authority, Saudi Arabia, DGA-1-2-5-231, Jan. 2025. [Online]. Available: https://dga.gov.sa/ar/regulatory-documents/guideline-for-risk-management-and-business-continuity-for-digital-government</w:t>
-      </w:r>
+        <w:t xml:space="preserve">Digital Government Authority, “Guideline for Risk Management and Business Continuity for Digital Government: Business Continuity Management System,” Digital Government Authority, Saudi Arabia, DGA-1-2-5-231, Jan. 2025. [Online]. Available: </w:t>
+      </w:r>
+      <w:hyperlink r:id="rId10" w:history="1">
+        <w:r>
+          <w:rPr>
+            <w:rStyle w:val="Hyperlink"/>
+          </w:rPr>
+          <w:t>https://dga.gov.sa/ar/regulatory-documents/guideline-for-risk-management-and-business-continuity-for-digital-government</w:t>
+        </w:r>
+      </w:hyperlink>
+      <w:bookmarkEnd w:id="37"/>
     </w:p>
     <w:p/>
     <w:p>
       <w:pPr>
         <w:pStyle w:val="Bibliography"/>
       </w:pPr>
+      <w:bookmarkStart w:id="38" w:name="Cite_id2_Design_Sci_2004_Hevner"/>
       <w:r>
         <w:t>[3]</w:t>
       </w:r>
@@ -4353,15 +4585,7 @@
         <w:t xml:space="preserve"> </w:t>
       </w:r>
       <w:r>
-        <w:t xml:space="preserve">A. R. </w:t>
-      </w:r>
-      <w:proofErr w:type="spellStart"/>
-      <w:r>
-        <w:t>Hevner</w:t>
-      </w:r>
-      <w:proofErr w:type="spellEnd"/>
-      <w:r>
-        <w:t xml:space="preserve">, S. T. March, J. Park, and S. Ram, “Design Science in Information Systems Research,” </w:t>
+        <w:t xml:space="preserve">A. R. Hevner, S. T. March, J. Park, and S. Ram, “Design Science in Information Systems Research,” </w:t>
       </w:r>
       <w:r>
         <w:rPr>
@@ -4371,22 +4595,16 @@
         <w:t>MIS Quarterly</w:t>
       </w:r>
       <w:r>
-        <w:t xml:space="preserve">, vol. 28, no. 1, pp. 75–105, 2004, </w:t>
-      </w:r>
-      <w:proofErr w:type="spellStart"/>
-      <w:r>
-        <w:t>doi</w:t>
-      </w:r>
-      <w:proofErr w:type="spellEnd"/>
-      <w:r>
-        <w:t>: 10.2307/25148625.</w:t>
-      </w:r>
+        <w:t>, vol. 28, no. 1, pp. 75–105, 2004, doi: 10.2307/25148625.</w:t>
+      </w:r>
+      <w:bookmarkEnd w:id="38"/>
     </w:p>
     <w:p/>
     <w:p>
       <w:pPr>
         <w:pStyle w:val="Bibliography"/>
       </w:pPr>
+      <w:bookmarkStart w:id="39" w:name="Cite_id3_A_Design_S_2007_Peffers"/>
       <w:r>
         <w:t>[4]</w:t>
       </w:r>
@@ -4394,31 +4612,7 @@
         <w:t xml:space="preserve"> </w:t>
       </w:r>
       <w:r>
-        <w:t xml:space="preserve">K. </w:t>
-      </w:r>
-      <w:proofErr w:type="spellStart"/>
-      <w:r>
-        <w:t>Peffers</w:t>
-      </w:r>
-      <w:proofErr w:type="spellEnd"/>
-      <w:r>
-        <w:t xml:space="preserve">, T. </w:t>
-      </w:r>
-      <w:proofErr w:type="spellStart"/>
-      <w:r>
-        <w:t>Tuunanen</w:t>
-      </w:r>
-      <w:proofErr w:type="spellEnd"/>
-      <w:r>
-        <w:t xml:space="preserve">, M. A. </w:t>
-      </w:r>
-      <w:proofErr w:type="spellStart"/>
-      <w:r>
-        <w:t>Rothenberger</w:t>
-      </w:r>
-      <w:proofErr w:type="spellEnd"/>
-      <w:r>
-        <w:t xml:space="preserve">, and S. Chatterjee, “A Design Science Research Methodology for Information Systems Research,” </w:t>
+        <w:t xml:space="preserve">K. Peffers, T. Tuunanen, M. A. Rothenberger, and S. Chatterjee, “A Design Science Research Methodology for Information Systems Research,” </w:t>
       </w:r>
       <w:r>
         <w:rPr>
@@ -4428,22 +4622,16 @@
         <w:t>Journal of Management Information Systems</w:t>
       </w:r>
       <w:r>
-        <w:t xml:space="preserve">, vol. 24, no. 3, pp. 45–77, 2007, </w:t>
-      </w:r>
-      <w:proofErr w:type="spellStart"/>
-      <w:r>
-        <w:t>doi</w:t>
-      </w:r>
-      <w:proofErr w:type="spellEnd"/>
-      <w:r>
-        <w:t>: 10.2753/MIS0742-1222240302.</w:t>
-      </w:r>
+        <w:t>, vol. 24, no. 3, pp. 45–77, 2007, doi: 10.2753/MIS0742-1222240302.</w:t>
+      </w:r>
+      <w:bookmarkEnd w:id="39"/>
     </w:p>
     <w:p/>
     <w:p>
       <w:pPr>
         <w:pStyle w:val="Bibliography"/>
       </w:pPr>
+      <w:bookmarkStart w:id="40" w:name="Cite_id5_A_New_Fram_2014_Torabi"/>
       <w:r>
         <w:t>[5]</w:t>
       </w:r>
@@ -4451,31 +4639,7 @@
         <w:t xml:space="preserve"> </w:t>
       </w:r>
       <w:r>
-        <w:t xml:space="preserve">S. A. </w:t>
-      </w:r>
-      <w:proofErr w:type="spellStart"/>
-      <w:r>
-        <w:t>Torabi</w:t>
-      </w:r>
-      <w:proofErr w:type="spellEnd"/>
-      <w:r>
-        <w:t xml:space="preserve">, H. Rezaei </w:t>
-      </w:r>
-      <w:proofErr w:type="spellStart"/>
-      <w:r>
-        <w:t>Soufi</w:t>
-      </w:r>
-      <w:proofErr w:type="spellEnd"/>
-      <w:r>
-        <w:t xml:space="preserve">, and N. </w:t>
-      </w:r>
-      <w:proofErr w:type="spellStart"/>
-      <w:r>
-        <w:t>Sahebjamnia</w:t>
-      </w:r>
-      <w:proofErr w:type="spellEnd"/>
-      <w:r>
-        <w:t xml:space="preserve">, “A New Framework for Business Impact Analysis in Business Continuity Management (with a Case Study),” </w:t>
+        <w:t xml:space="preserve">S. A. Torabi, H. Rezaei Soufi, and N. Sahebjamnia, “A New Framework for Business Impact Analysis in Business Continuity Management (with a Case Study),” </w:t>
       </w:r>
       <w:r>
         <w:rPr>
@@ -4485,22 +4649,16 @@
         <w:t>Safety Science</w:t>
       </w:r>
       <w:r>
-        <w:t xml:space="preserve">, vol. 68, pp. 309–323, 2014, </w:t>
-      </w:r>
-      <w:proofErr w:type="spellStart"/>
-      <w:r>
-        <w:t>doi</w:t>
-      </w:r>
-      <w:proofErr w:type="spellEnd"/>
-      <w:r>
-        <w:t>: 10.1016/j.ssci.2014.04.017.</w:t>
-      </w:r>
+        <w:t>, vol. 68, pp. 309–323, 2014, doi: 10.1016/j.ssci.2014.04.017.</w:t>
+      </w:r>
+      <w:bookmarkEnd w:id="40"/>
     </w:p>
     <w:p/>
     <w:p>
       <w:pPr>
         <w:pStyle w:val="Bibliography"/>
       </w:pPr>
+      <w:bookmarkStart w:id="41" w:name="Cite_id4_Integrated_2015_Sahebjamni"/>
       <w:r>
         <w:t>[6]</w:t>
       </w:r>
@@ -4508,23 +4666,7 @@
         <w:t xml:space="preserve"> </w:t>
       </w:r>
       <w:r>
-        <w:t xml:space="preserve">N. </w:t>
-      </w:r>
-      <w:proofErr w:type="spellStart"/>
-      <w:r>
-        <w:t>Sahebjamnia</w:t>
-      </w:r>
-      <w:proofErr w:type="spellEnd"/>
-      <w:r>
-        <w:t xml:space="preserve">, S. A. </w:t>
-      </w:r>
-      <w:proofErr w:type="spellStart"/>
-      <w:r>
-        <w:t>Torabi</w:t>
-      </w:r>
-      <w:proofErr w:type="spellEnd"/>
-      <w:r>
-        <w:t xml:space="preserve">, and S. A. Mansouri, “Integrated Business Continuity and Disaster Recovery Planning: Towards Organizational Resilience,” </w:t>
+        <w:t xml:space="preserve">N. Sahebjamnia, S. A. Torabi, and S. A. Mansouri, “Integrated Business Continuity and Disaster Recovery Planning: Towards Organizational Resilience,” </w:t>
       </w:r>
       <w:r>
         <w:rPr>
@@ -4534,16 +4676,9 @@
         <w:t>European Journal of Operational Research</w:t>
       </w:r>
       <w:r>
-        <w:t xml:space="preserve">, vol. 242, no. 1, pp. 261–273, 2015, </w:t>
-      </w:r>
-      <w:proofErr w:type="spellStart"/>
-      <w:r>
-        <w:t>doi</w:t>
-      </w:r>
-      <w:proofErr w:type="spellEnd"/>
-      <w:r>
-        <w:t>: 10.1016/j.ejor.2014.09.055.</w:t>
-      </w:r>
+        <w:t>, vol. 242, no. 1, pp. 261–273, 2015, doi: 10.1016/j.ejor.2014.09.055.</w:t>
+      </w:r>
+      <w:bookmarkEnd w:id="41"/>
     </w:p>
     <w:p>
       <w:pPr>
@@ -4559,6 +4694,7 @@
         </w:rPr>
         <w:fldChar w:fldCharType="end"/>
       </w:r>
+      <w:bookmarkEnd w:id="36"/>
     </w:p>
     <w:p>
       <w:pPr>
@@ -4765,16 +4901,16 @@
           <w:lang w:val="en-GB"/>
         </w:rPr>
       </w:pPr>
-      <w:bookmarkStart w:id="36" w:name="_Toc400459767"/>
-      <w:bookmarkStart w:id="37" w:name="_Toc243421700"/>
+      <w:bookmarkStart w:id="42" w:name="_Toc400459767"/>
+      <w:bookmarkStart w:id="43" w:name="_Toc243421700"/>
       <w:r>
         <w:rPr>
           <w:lang w:val="en-GB"/>
         </w:rPr>
         <w:t>Appendices</w:t>
       </w:r>
-      <w:bookmarkEnd w:id="36"/>
-      <w:bookmarkEnd w:id="37"/>
+      <w:bookmarkEnd w:id="42"/>
+      <w:bookmarkEnd w:id="43"/>
       <w:r>
         <w:rPr>
           <w:lang w:val="en-GB"/>
@@ -4950,9 +5086,9 @@
       </w:pPr>
     </w:p>
     <w:sectPr>
-      <w:footerReference w:type="even" r:id="rId9"/>
-      <w:footerReference w:type="default" r:id="rId10"/>
-      <w:footerReference w:type="first" r:id="rId11"/>
+      <w:footerReference w:type="even" r:id="rId11"/>
+      <w:footerReference w:type="default" r:id="rId12"/>
+      <w:footerReference w:type="first" r:id="rId13"/>
       <w:type w:val="continuous"/>
       <w:pgSz w:w="11907" w:h="16840" w:code="9"/>
       <w:pgMar w:top="1418" w:right="1418" w:bottom="1418" w:left="1985" w:header="720" w:footer="720" w:gutter="0"/>
@@ -7473,6 +7609,7 @@
   <w:style w:type="character" w:default="1" w:styleId="DefaultParagraphFont">
     <w:name w:val="Default Paragraph Font"/>
     <w:uiPriority w:val="1"/>
+    <w:semiHidden/>
     <w:unhideWhenUsed/>
   </w:style>
   <w:style w:type="table" w:default="1" w:styleId="TableNormal">
@@ -8582,6 +8719,18 @@
     <w:unhideWhenUsed/>
     <w:rsid w:val="00A935A1"/>
   </w:style>
+  <w:style w:type="character" w:styleId="UnresolvedMention">
+    <w:name w:val="Unresolved Mention"/>
+    <w:basedOn w:val="DefaultParagraphFont"/>
+    <w:uiPriority w:val="99"/>
+    <w:semiHidden/>
+    <w:unhideWhenUsed/>
+    <w:rsid w:val="00B8010F"/>
+    <w:rPr>
+      <w:color w:val="605E5C"/>
+      <w:shd w:val="clear" w:color="auto" w:fill="E1DFDD"/>
+    </w:rPr>
+  </w:style>
 </w:styles>
 </file>
 
